--- a/public/gallery/examples/ux-designer/zh-hant-hk/resume.docx
+++ b/public/gallery/examples/ux-designer/zh-hant-hk/resume.docx
@@ -66,7 +66,7 @@
         </w:rPr>
         <w:t xml:space="preserve">📧 </w:t>
       </w:r>
-      <w:hyperlink w:history="1" r:id="rIdnlypelnh4sflvlvr0zvn0">
+      <w:hyperlink w:history="1" r:id="rId6m7vasnrqjh8n2djiiizl">
         <w:r>
           <w:rPr>
             <w:sz w:val="18"/>
@@ -89,7 +89,7 @@
         </w:rPr>
         <w:t xml:space="preserve">🔗 </w:t>
       </w:r>
-      <w:hyperlink w:history="1" r:id="rIdfx5tjgphqtvsem30yxskd">
+      <w:hyperlink w:history="1" r:id="rIdfo3u0s2-m5ahn1glxbvih">
         <w:r>
           <w:rPr>
             <w:sz w:val="18"/>
@@ -124,7 +124,7 @@
         <w:spacing w:after="200" w:line="276"/>
         <w:jc w:val="center"/>
       </w:pPr>
-      <w:hyperlink w:history="1" r:id="rId4p3uajbsqlaorn0-ivodh">
+      <w:hyperlink w:history="1" r:id="rIdn8xyvfugcydxjvtr0g6ch">
         <w:r>
           <w:rPr>
             <w:sz w:val="18"/>
@@ -140,7 +140,7 @@
         </w:rPr>
         <w:t xml:space="preserve"> • </w:t>
       </w:r>
-      <w:hyperlink w:history="1" r:id="rId_qqnz3he718odcdm0ticq">
+      <w:hyperlink w:history="1" r:id="rIdjtbmykt5dejbgn_7_a8mu">
         <w:r>
           <w:rPr>
             <w:sz w:val="18"/>
@@ -156,7 +156,7 @@
         </w:rPr>
         <w:t xml:space="preserve"> • </w:t>
       </w:r>
-      <w:hyperlink w:history="1" r:id="rIdkwcfeznp8-sreigq03dhe">
+      <w:hyperlink w:history="1" r:id="rId75or5zvkj5vjvj3wkt5h7">
         <w:r>
           <w:rPr>
             <w:sz w:val="18"/>
@@ -315,7 +315,7 @@
         </w:rPr>
         <w:t xml:space="preserve">	</w:t>
       </w:r>
-      <w:hyperlink w:history="1" r:id="rIdtorhn11xofbm_bsimxwsn">
+      <w:hyperlink w:history="1" r:id="rIdihlk3tky2xviswwt2f8wc">
         <w:r>
           <w:rPr>
             <w:sz w:val="18"/>
@@ -478,7 +478,7 @@
         </w:rPr>
         <w:t xml:space="preserve">	</w:t>
       </w:r>
-      <w:hyperlink w:history="1" r:id="rIdo1poyh6aihh071k3hmbby">
+      <w:hyperlink w:history="1" r:id="rId_dt8cli2ozkalvyz_zxvf">
         <w:r>
           <w:rPr>
             <w:sz w:val="18"/>
@@ -641,7 +641,7 @@
         </w:rPr>
         <w:t xml:space="preserve">	</w:t>
       </w:r>
-      <w:hyperlink w:history="1" r:id="rId8af1kw3e9hgvsvh-_4hal">
+      <w:hyperlink w:history="1" r:id="rIdhmyilbxtrfdsuja960xsw">
         <w:r>
           <w:rPr>
             <w:sz w:val="18"/>
@@ -804,7 +804,7 @@
         </w:rPr>
         <w:t xml:space="preserve">	</w:t>
       </w:r>
-      <w:hyperlink w:history="1" r:id="rIdhrz2daj5xtej1p-cc9in8">
+      <w:hyperlink w:history="1" r:id="rIdn0bo3ngk6rbdoo3b_-feo">
         <w:r>
           <w:rPr>
             <w:sz w:val="18"/>
@@ -1232,7 +1232,7 @@
         </w:rPr>
         <w:t xml:space="preserve">	</w:t>
       </w:r>
-      <w:hyperlink w:history="1" r:id="rIdzui5acwoq3llw-lyhqv9t">
+      <w:hyperlink w:history="1" r:id="rIdky5ojs38qimliqybm61rj">
         <w:r>
           <w:rPr>
             <w:sz w:val="18"/>
@@ -1317,7 +1317,7 @@
         </w:rPr>
         <w:t xml:space="preserve">	</w:t>
       </w:r>
-      <w:hyperlink w:history="1" r:id="rIdobkxh9957hisrnqwiufhh">
+      <w:hyperlink w:history="1" r:id="rIdqrvnr_6d_mwlznd6ejtxw">
         <w:r>
           <w:rPr>
             <w:sz w:val="18"/>
@@ -1414,7 +1414,7 @@
         </w:rPr>
         <w:t xml:space="preserve">	</w:t>
       </w:r>
-      <w:hyperlink w:history="1" r:id="rId5rt7ie_g159vsvdzrwly-">
+      <w:hyperlink w:history="1" r:id="rId5pidqsjktrprddruhday7">
         <w:r>
           <w:rPr>
             <w:sz w:val="18"/>
@@ -1658,7 +1658,7 @@
         </w:rPr>
         <w:t xml:space="preserve">	</w:t>
       </w:r>
-      <w:hyperlink w:history="1" r:id="rIdm0hxtqxzixtgxtx4seidm">
+      <w:hyperlink w:history="1" r:id="rIdcmy8ednn0vz6w0nrxkst3">
         <w:r>
           <w:rPr>
             <w:sz w:val="18"/>
